--- a/docs/developer-guide.docx
+++ b/docs/developer-guide.docx
@@ -2139,7 +2139,7 @@
         <w:pStyle w:val="BodyText"/>
       </w:pPr>
       <w:r>
-        <w:t xml:space="preserve">You only edit the CSV to</w:t>
+        <w:t xml:space="preserve">To</w:t>
       </w:r>
       <w:r>
         <w:t xml:space="preserve"> </w:t>
@@ -2149,10 +2149,463 @@
           <w:b/>
           <w:bCs/>
         </w:rPr>
-        <w:t xml:space="preserve">pre-load codes not yet in your stream</w:t>
-      </w:r>
-      <w:r>
-        <w:t xml:space="preserve">:</w:t>
+        <w:t xml:space="preserve">refresh the seed from Anaplan's authoritative docs</w:t>
+      </w:r>
+      <w:r>
+        <w:t xml:space="preserve"> </w:t>
+      </w:r>
+      <w:r>
+        <w:t xml:space="preserve">(correct wording,</w:t>
+      </w:r>
+      <w:r>
+        <w:t xml:space="preserve"> </w:t>
+      </w:r>
+      <w:r>
+        <w:t xml:space="preserve">capture newly-published codes), run the harvester instead of hand-editing:</w:t>
+      </w:r>
+    </w:p>
+    <w:p>
+      <w:pPr>
+        <w:pStyle w:val="SourceCode"/>
+      </w:pPr>
+      <w:r>
+        <w:rPr>
+          <w:rStyle w:val="ExtensionTok"/>
+        </w:rPr>
+        <w:t xml:space="preserve">python</w:t>
+      </w:r>
+      <w:r>
+        <w:rPr>
+          <w:rStyle w:val="NormalTok"/>
+        </w:rPr>
+        <w:t xml:space="preserve"> scripts/harvest_activity_codes.py            </w:t>
+      </w:r>
+      <w:r>
+        <w:rPr>
+          <w:rStyle w:val="CommentTok"/>
+        </w:rPr>
+        <w:t xml:space="preserve"># fetch Anapedia + dry-run report</w:t>
+      </w:r>
+      <w:r>
+        <w:br/>
+      </w:r>
+      <w:r>
+        <w:rPr>
+          <w:rStyle w:val="ExtensionTok"/>
+        </w:rPr>
+        <w:t xml:space="preserve">python</w:t>
+      </w:r>
+      <w:r>
+        <w:rPr>
+          <w:rStyle w:val="NormalTok"/>
+        </w:rPr>
+        <w:t xml:space="preserve"> scripts/harvest_activity_codes.py </w:t>
+      </w:r>
+      <w:r>
+        <w:rPr>
+          <w:rStyle w:val="AttributeTok"/>
+        </w:rPr>
+        <w:t xml:space="preserve">--write</w:t>
+      </w:r>
+      <w:r>
+        <w:rPr>
+          <w:rStyle w:val="NormalTok"/>
+        </w:rPr>
+        <w:t xml:space="preserve">     </w:t>
+      </w:r>
+      <w:r>
+        <w:rPr>
+          <w:rStyle w:val="CommentTok"/>
+        </w:rPr>
+        <w:t xml:space="preserve"># apply to activity_events.csv</w:t>
+      </w:r>
+    </w:p>
+    <w:p>
+      <w:pPr>
+        <w:pStyle w:val="FirstParagraph"/>
+      </w:pPr>
+      <w:r>
+        <w:t xml:space="preserve">It parses Anaplan's eight "Tracked … events" Anapedia pages (stdlib only)</w:t>
+      </w:r>
+      <w:r>
+        <w:t xml:space="preserve"> </w:t>
+      </w:r>
+      <w:r>
+        <w:t xml:space="preserve">and merges on a</w:t>
+      </w:r>
+      <w:r>
+        <w:t xml:space="preserve"> </w:t>
+      </w:r>
+      <w:r>
+        <w:rPr>
+          <w:b/>
+          <w:bCs/>
+        </w:rPr>
+        <w:t xml:space="preserve">live-authoritative</w:t>
+      </w:r>
+      <w:r>
+        <w:t xml:space="preserve"> </w:t>
+      </w:r>
+      <w:r>
+        <w:t xml:space="preserve">policy: an existing non-placeholder</w:t>
+      </w:r>
+      <w:r>
+        <w:t xml:space="preserve"> </w:t>
+      </w:r>
+      <w:r>
+        <w:t xml:space="preserve">message is kept (the pipeline prefers the live</w:t>
+      </w:r>
+      <w:r>
+        <w:t xml:space="preserve"> </w:t>
+      </w:r>
+      <w:r>
+        <w:rPr>
+          <w:rStyle w:val="VerbatimChar"/>
+        </w:rPr>
+        <w:t xml:space="preserve">events.message</w:t>
+      </w:r>
+      <w:r>
+        <w:t xml:space="preserve"> </w:t>
+      </w:r>
+      <w:r>
+        <w:t xml:space="preserve">at runtime,</w:t>
+      </w:r>
+      <w:r>
+        <w:t xml:space="preserve"> </w:t>
+      </w:r>
+      <w:r>
+        <w:t xml:space="preserve">so the seed never overwrites a live/curated value with documentation-cased</w:t>
+      </w:r>
+      <w:r>
+        <w:t xml:space="preserve"> </w:t>
+      </w:r>
+      <w:r>
+        <w:t xml:space="preserve">wording);</w:t>
+      </w:r>
+      <w:r>
+        <w:t xml:space="preserve"> </w:t>
+      </w:r>
+      <w:r>
+        <w:rPr>
+          <w:rStyle w:val="VerbatimChar"/>
+        </w:rPr>
+        <w:t xml:space="preserve">pending Anaplan documentation</w:t>
+      </w:r>
+      <w:r>
+        <w:t xml:space="preserve"> </w:t>
+      </w:r>
+      <w:r>
+        <w:t xml:space="preserve">placeholders are filled from</w:t>
+      </w:r>
+      <w:r>
+        <w:t xml:space="preserve"> </w:t>
+      </w:r>
+      <w:r>
+        <w:t xml:space="preserve">Anapedia; newly-documented codes are appended (parented by prefix); and a</w:t>
+      </w:r>
+      <w:r>
+        <w:t xml:space="preserve"> </w:t>
+      </w:r>
+      <w:r>
+        <w:t xml:space="preserve">code whose message is verbatim</w:t>
+      </w:r>
+      <w:r>
+        <w:t xml:space="preserve"> </w:t>
+      </w:r>
+      <w:r>
+        <w:rPr>
+          <w:i/>
+          <w:iCs/>
+        </w:rPr>
+        <w:t xml:space="preserve">another</w:t>
+      </w:r>
+      <w:r>
+        <w:t xml:space="preserve"> </w:t>
+      </w:r>
+      <w:r>
+        <w:t xml:space="preserve">code's documented message — a</w:t>
+      </w:r>
+      <w:r>
+        <w:t xml:space="preserve"> </w:t>
+      </w:r>
+      <w:r>
+        <w:t xml:space="preserve">shifted mis-assignment — is reset to the placeholder. After running it,</w:t>
+      </w:r>
+      <w:r>
+        <w:t xml:space="preserve"> </w:t>
+      </w:r>
+      <w:r>
+        <w:t xml:space="preserve">regenerate</w:t>
+      </w:r>
+      <w:r>
+        <w:t xml:space="preserve"> </w:t>
+      </w:r>
+      <w:r>
+        <w:rPr>
+          <w:rStyle w:val="VerbatimChar"/>
+        </w:rPr>
+        <w:t xml:space="preserve">examples/ACTIVITY_CODES.csv</w:t>
+      </w:r>
+      <w:r>
+        <w:t xml:space="preserve"> </w:t>
+      </w:r>
+      <w:r>
+        <w:t xml:space="preserve">and run</w:t>
+      </w:r>
+      <w:r>
+        <w:t xml:space="preserve"> </w:t>
+      </w:r>
+      <w:r>
+        <w:rPr>
+          <w:rStyle w:val="VerbatimChar"/>
+        </w:rPr>
+        <w:t xml:space="preserve">uv run pytest tests/test_catalog.py tests/test_taxonomy.py tests/test_harvest_activity_codes.py</w:t>
+      </w:r>
+      <w:r>
+        <w:t xml:space="preserve"> </w:t>
+      </w:r>
+      <w:r>
+        <w:t xml:space="preserve">to confirm names stay unique and ≤ 60 chars. Keep legacy codes (e.g.</w:t>
+      </w:r>
+      <w:r>
+        <w:t xml:space="preserve"> </w:t>
+      </w:r>
+      <w:r>
+        <w:rPr>
+          <w:rStyle w:val="VerbatimChar"/>
+        </w:rPr>
+        <w:t xml:space="preserve">PIQ-*</w:t>
+      </w:r>
+      <w:r>
+        <w:t xml:space="preserve"> </w:t>
+      </w:r>
+      <w:r>
+        <w:t xml:space="preserve">superseded by</w:t>
+      </w:r>
+      <w:r>
+        <w:t xml:space="preserve"> </w:t>
+      </w:r>
+      <w:r>
+        <w:rPr>
+          <w:rStyle w:val="VerbatimChar"/>
+        </w:rPr>
+        <w:t xml:space="preserve">FRCST-*</w:t>
+      </w:r>
+      <w:r>
+        <w:t xml:space="preserve">) so historical events still resolve. Then bump the</w:t>
+      </w:r>
+      <w:r>
+        <w:t xml:space="preserve"> </w:t>
+      </w:r>
+      <w:r>
+        <w:t xml:space="preserve">version, tag, release.</w:t>
+      </w:r>
+    </w:p>
+    <w:p>
+      <w:pPr>
+        <w:pStyle w:val="BodyText"/>
+      </w:pPr>
+      <w:r>
+        <w:t xml:space="preserve">For a one-off addition you can still edit the CSV by hand — add the code and</w:t>
+      </w:r>
+      <w:r>
+        <w:t xml:space="preserve"> </w:t>
+      </w:r>
+      <w:r>
+        <w:t xml:space="preserve">message, keeping existing rows untouched.</w:t>
+      </w:r>
+    </w:p>
+    <w:bookmarkStart w:id="20" w:name="X4384125f5665fe1a83b13fb2eb014b78ec6f3b7"/>
+    <w:p>
+      <w:pPr>
+        <w:pStyle w:val="Heading2"/>
+      </w:pPr>
+      <w:r>
+        <w:t xml:space="preserve">5.1 A new event</w:t>
+      </w:r>
+      <w:r>
+        <w:t xml:space="preserve"> </w:t>
+      </w:r>
+      <w:r>
+        <w:rPr>
+          <w:i/>
+          <w:iCs/>
+        </w:rPr>
+        <w:t xml:space="preserve">family</w:t>
+      </w:r>
+      <w:r>
+        <w:t xml:space="preserve"> </w:t>
+      </w:r>
+      <w:r>
+        <w:t xml:space="preserve">(new prefix)</w:t>
+      </w:r>
+    </w:p>
+    <w:p>
+      <w:pPr>
+        <w:pStyle w:val="FirstParagraph"/>
+      </w:pPr>
+      <w:r>
+        <w:t xml:space="preserve">Add the prefix →</w:t>
+      </w:r>
+      <w:r>
+        <w:t xml:space="preserve"> </w:t>
+      </w:r>
+      <w:r>
+        <w:rPr>
+          <w:rStyle w:val="VerbatimChar"/>
+        </w:rPr>
+        <w:t xml:space="preserve">(parent_code, parent_name)</w:t>
+      </w:r>
+      <w:r>
+        <w:t xml:space="preserve"> </w:t>
+      </w:r>
+      <w:r>
+        <w:t xml:space="preserve">entry to</w:t>
+      </w:r>
+      <w:r>
+        <w:t xml:space="preserve"> </w:t>
+      </w:r>
+      <w:r>
+        <w:rPr>
+          <w:rStyle w:val="VerbatimChar"/>
+        </w:rPr>
+        <w:t xml:space="preserve">_PREFIX_TO_CATEGORY</w:t>
+      </w:r>
+      <w:r>
+        <w:t xml:space="preserve"> </w:t>
+      </w:r>
+      <w:r>
+        <w:t xml:space="preserve">(and</w:t>
+      </w:r>
+      <w:r>
+        <w:t xml:space="preserve"> </w:t>
+      </w:r>
+      <w:r>
+        <w:rPr>
+          <w:rStyle w:val="VerbatimChar"/>
+        </w:rPr>
+        <w:t xml:space="preserve">CATEGORIES</w:t>
+      </w:r>
+      <w:r>
+        <w:t xml:space="preserve">) in</w:t>
+      </w:r>
+      <w:r>
+        <w:t xml:space="preserve"> </w:t>
+      </w:r>
+      <w:r>
+        <w:rPr>
+          <w:rStyle w:val="VerbatimChar"/>
+        </w:rPr>
+        <w:t xml:space="preserve">taxonomy.py</w:t>
+      </w:r>
+      <w:r>
+        <w:t xml:space="preserve">. That single</w:t>
+      </w:r>
+      <w:r>
+        <w:t xml:space="preserve"> </w:t>
+      </w:r>
+      <w:r>
+        <w:t xml:space="preserve">change flows to both the</w:t>
+      </w:r>
+      <w:r>
+        <w:t xml:space="preserve"> </w:t>
+      </w:r>
+      <w:r>
+        <w:rPr>
+          <w:rStyle w:val="VerbatimChar"/>
+        </w:rPr>
+        <w:t xml:space="preserve">EVENT_ID</w:t>
+      </w:r>
+      <w:r>
+        <w:t xml:space="preserve"> </w:t>
+      </w:r>
+      <w:r>
+        <w:t xml:space="preserve">list parent and the SQL</w:t>
+      </w:r>
+      <w:r>
+        <w:t xml:space="preserve"> </w:t>
+      </w:r>
+      <w:r>
+        <w:rPr>
+          <w:rStyle w:val="VerbatimChar"/>
+        </w:rPr>
+        <w:t xml:space="preserve">EVENT_CATEGORY</w:t>
+      </w:r>
+      <w:r>
+        <w:t xml:space="preserve"> </w:t>
+      </w:r>
+      <w:r>
+        <w:t xml:space="preserve">column via the registered UDFs — no</w:t>
+      </w:r>
+      <w:r>
+        <w:t xml:space="preserve"> </w:t>
+      </w:r>
+      <w:r>
+        <w:rPr>
+          <w:rStyle w:val="VerbatimChar"/>
+        </w:rPr>
+        <w:t xml:space="preserve">CASE</w:t>
+      </w:r>
+      <w:r>
+        <w:t xml:space="preserve"> </w:t>
+      </w:r>
+      <w:r>
+        <w:t xml:space="preserve">to edit.</w:t>
+      </w:r>
+    </w:p>
+    <w:bookmarkEnd w:id="20"/>
+    <w:bookmarkStart w:id="21" w:name="Xc374c6d7d162056ea6c6c9d7197f2c41c42fb89"/>
+    <w:p>
+      <w:pPr>
+        <w:pStyle w:val="Heading2"/>
+      </w:pPr>
+      <w:r>
+        <w:t xml:space="preserve">5.2 A new</w:t>
+      </w:r>
+      <w:r>
+        <w:t xml:space="preserve"> </w:t>
+      </w:r>
+      <w:r>
+        <w:rPr>
+          <w:rStyle w:val="VerbatimChar"/>
+        </w:rPr>
+        <w:t xml:space="preserve">additionalAttributes</w:t>
+      </w:r>
+      <w:r>
+        <w:t xml:space="preserve"> </w:t>
+      </w:r>
+      <w:r>
+        <w:t xml:space="preserve">key</w:t>
+      </w:r>
+    </w:p>
+    <w:p>
+      <w:pPr>
+        <w:pStyle w:val="FirstParagraph"/>
+      </w:pPr>
+      <w:r>
+        <w:t xml:space="preserve">The DuckDB loader adds any new dotted column automatically, so the</w:t>
+      </w:r>
+      <w:r>
+        <w:t xml:space="preserve"> </w:t>
+      </w:r>
+      <w:r>
+        <w:t xml:space="preserve">pipeline never breaks. To</w:t>
+      </w:r>
+      <w:r>
+        <w:t xml:space="preserve"> </w:t>
+      </w:r>
+      <w:r>
+        <w:rPr>
+          <w:i/>
+          <w:iCs/>
+        </w:rPr>
+        <w:t xml:space="preserve">surface</w:t>
+      </w:r>
+      <w:r>
+        <w:t xml:space="preserve"> </w:t>
+      </w:r>
+      <w:r>
+        <w:t xml:space="preserve">the key:</w:t>
       </w:r>
     </w:p>
     <w:p>
@@ -2164,40 +2617,43 @@
         </w:numPr>
       </w:pPr>
       <w:r>
-        <w:t xml:space="preserve">Reconcile against Anaplan's published event-code tables; add rows for</w:t>
-      </w:r>
-      <w:r>
-        <w:t xml:space="preserve"> </w:t>
-      </w:r>
-      <w:r>
-        <w:t xml:space="preserve">new codes with their messages. Keep legacy codes (e.g.</w:t>
-      </w:r>
-      <w:r>
-        <w:t xml:space="preserve"> </w:t>
-      </w:r>
-      <w:r>
-        <w:rPr>
-          <w:rStyle w:val="VerbatimChar"/>
-        </w:rPr>
-        <w:t xml:space="preserve">PIQ-*</w:t>
-      </w:r>
-      <w:r>
-        <w:t xml:space="preserve"> </w:t>
-      </w:r>
-      <w:r>
-        <w:t xml:space="preserve">superseded by</w:t>
-      </w:r>
-      <w:r>
-        <w:t xml:space="preserve"> </w:t>
-      </w:r>
-      <w:r>
-        <w:rPr>
-          <w:rStyle w:val="VerbatimChar"/>
-        </w:rPr>
-        <w:t xml:space="preserve">FRCST-*</w:t>
-      </w:r>
-      <w:r>
-        <w:t xml:space="preserve">) so historical events still resolve.</w:t>
+        <w:t xml:space="preserve">Add it to</w:t>
+      </w:r>
+      <w:r>
+        <w:t xml:space="preserve"> </w:t>
+      </w:r>
+      <w:r>
+        <w:rPr>
+          <w:rStyle w:val="VerbatimChar"/>
+        </w:rPr>
+        <w:t xml:space="preserve">_KNOWN_OPTIONAL_EVENT_COLUMNS</w:t>
+      </w:r>
+      <w:r>
+        <w:t xml:space="preserve"> </w:t>
+      </w:r>
+      <w:r>
+        <w:t xml:space="preserve">in</w:t>
+      </w:r>
+      <w:r>
+        <w:t xml:space="preserve"> </w:t>
+      </w:r>
+      <w:r>
+        <w:rPr>
+          <w:rStyle w:val="VerbatimChar"/>
+        </w:rPr>
+        <w:t xml:space="preserve">transform/loader.py</w:t>
+      </w:r>
+      <w:r>
+        <w:t xml:space="preserve"> </w:t>
+      </w:r>
+      <w:r>
+        <w:t xml:space="preserve">so</w:t>
+      </w:r>
+      <w:r>
+        <w:t xml:space="preserve"> </w:t>
+      </w:r>
+      <w:r>
+        <w:t xml:space="preserve">the column exists on first write, before data lands.</w:t>
       </w:r>
     </w:p>
     <w:p>
@@ -2209,43 +2665,19 @@
         </w:numPr>
       </w:pPr>
       <w:r>
-        <w:rPr>
-          <w:rStyle w:val="VerbatimChar"/>
-        </w:rPr>
-        <w:t xml:space="preserve">uv run pytest tests/test_catalog.py tests/test_taxonomy.py</w:t>
-      </w:r>
-      <w:r>
-        <w:t xml:space="preserve"> </w:t>
-      </w:r>
-      <w:r>
-        <w:t xml:space="preserve">to</w:t>
-      </w:r>
-      <w:r>
-        <w:t xml:space="preserve"> </w:t>
-      </w:r>
-      <w:r>
-        <w:t xml:space="preserve">confirm the catalog still parses and every</w:t>
-      </w:r>
-      <w:r>
-        <w:t xml:space="preserve"> </w:t>
-      </w:r>
-      <w:r>
-        <w:rPr>
-          <w:rStyle w:val="VerbatimChar"/>
-        </w:rPr>
-        <w:t xml:space="preserve">Event Name</w:t>
-      </w:r>
-      <w:r>
-        <w:t xml:space="preserve"> </w:t>
-      </w:r>
-      <w:r>
-        <w:t xml:space="preserve">stays ≤ 60</w:t>
-      </w:r>
-      <w:r>
-        <w:t xml:space="preserve"> </w:t>
-      </w:r>
-      <w:r>
-        <w:t xml:space="preserve">chars and unique.</w:t>
+        <w:t xml:space="preserve">Add a SELECT alias in</w:t>
+      </w:r>
+      <w:r>
+        <w:t xml:space="preserve"> </w:t>
+      </w:r>
+      <w:r>
+        <w:rPr>
+          <w:rStyle w:val="VerbatimChar"/>
+        </w:rPr>
+        <w:t xml:space="preserve">transform/queries/audit_query.sql</w:t>
+      </w:r>
+      <w:r>
+        <w:t xml:space="preserve">.</w:t>
       </w:r>
     </w:p>
     <w:p>
@@ -2257,32 +2689,73 @@
         </w:numPr>
       </w:pPr>
       <w:r>
-        <w:t xml:space="preserve">Bump the version, tag, release.</w:t>
-      </w:r>
-    </w:p>
-    <w:bookmarkStart w:id="20" w:name="X4384125f5665fe1a83b13fb2eb014b78ec6f3b7"/>
+        <w:t xml:space="preserve">If it should populate a staging list, extend</w:t>
+      </w:r>
+      <w:r>
+        <w:t xml:space="preserve"> </w:t>
+      </w:r>
+      <w:r>
+        <w:rPr>
+          <w:rStyle w:val="VerbatimChar"/>
+        </w:rPr>
+        <w:t xml:space="preserve">transform/additional_attributes.py</w:t>
+      </w:r>
+      <w:r>
+        <w:t xml:space="preserve"> </w:t>
+      </w:r>
+      <w:r>
+        <w:t xml:space="preserve">(extractor columns +</w:t>
+      </w:r>
+      <w:r>
+        <w:t xml:space="preserve"> </w:t>
+      </w:r>
+      <w:r>
+        <w:rPr>
+          <w:rStyle w:val="VerbatimChar"/>
+        </w:rPr>
+        <w:t xml:space="preserve">_STAGING_VIEWS</w:t>
+      </w:r>
+      <w:r>
+        <w:t xml:space="preserve">).</w:t>
+      </w:r>
+    </w:p>
+    <w:p>
+      <w:pPr>
+        <w:pStyle w:val="Compact"/>
+        <w:numPr>
+          <w:ilvl w:val="0"/>
+          <w:numId w:val="1002"/>
+        </w:numPr>
+      </w:pPr>
+      <w:r>
+        <w:t xml:space="preserve">Add a test and document the new column in the Model Setup Guide.</w:t>
+      </w:r>
+    </w:p>
+    <w:p>
+      <w:r>
+        <w:pict>
+          <v:rect style="width:0;height:1.5pt" o:hralign="center" o:hrstd="t" o:hr="t"/>
+        </w:pict>
+      </w:r>
+    </w:p>
+    <w:bookmarkEnd w:id="21"/>
+    <w:bookmarkEnd w:id="22"/>
+    <w:bookmarkStart w:id="29" w:name="X8fe3fbfed9abe7a91bdb33aa59c42f1ff9161f3"/>
+    <w:p>
+      <w:pPr>
+        <w:pStyle w:val="Heading1"/>
+      </w:pPr>
+      <w:r>
+        <w:t xml:space="preserve">6. Contributing</w:t>
+      </w:r>
+    </w:p>
+    <w:bookmarkStart w:id="23" w:name="X982251cf814c51d6530cbc23bb7ebbcfa7abcf3"/>
     <w:p>
       <w:pPr>
         <w:pStyle w:val="Heading2"/>
       </w:pPr>
       <w:r>
-        <w:t xml:space="preserve">5.1 A new event</w:t>
-      </w:r>
-      <w:r>
-        <w:t xml:space="preserve"> </w:t>
-      </w:r>
-      <w:r>
-        <w:rPr>
-          <w:i/>
-          <w:iCs/>
-        </w:rPr>
-        <w:t xml:space="preserve">family</w:t>
-      </w:r>
-      <w:r>
-        <w:t xml:space="preserve"> </w:t>
-      </w:r>
-      <w:r>
-        <w:t xml:space="preserve">(new prefix)</w:t>
+        <w:t xml:space="preserve">6.1 Branching and commits</w:t>
       </w:r>
     </w:p>
     <w:p>
@@ -2290,167 +2763,95 @@
         <w:pStyle w:val="FirstParagraph"/>
       </w:pPr>
       <w:r>
-        <w:t xml:space="preserve">Add the prefix →</w:t>
-      </w:r>
-      <w:r>
-        <w:t xml:space="preserve"> </w:t>
-      </w:r>
-      <w:r>
-        <w:rPr>
-          <w:rStyle w:val="VerbatimChar"/>
-        </w:rPr>
-        <w:t xml:space="preserve">(parent_code, parent_name)</w:t>
-      </w:r>
-      <w:r>
-        <w:t xml:space="preserve"> </w:t>
-      </w:r>
-      <w:r>
-        <w:t xml:space="preserve">entry to</w:t>
-      </w:r>
-      <w:r>
-        <w:t xml:space="preserve"> </w:t>
-      </w:r>
-      <w:r>
-        <w:rPr>
-          <w:rStyle w:val="VerbatimChar"/>
-        </w:rPr>
-        <w:t xml:space="preserve">_PREFIX_TO_CATEGORY</w:t>
-      </w:r>
-      <w:r>
-        <w:t xml:space="preserve"> </w:t>
-      </w:r>
-      <w:r>
-        <w:t xml:space="preserve">(and</w:t>
-      </w:r>
-      <w:r>
-        <w:t xml:space="preserve"> </w:t>
-      </w:r>
-      <w:r>
-        <w:rPr>
-          <w:rStyle w:val="VerbatimChar"/>
-        </w:rPr>
-        <w:t xml:space="preserve">CATEGORIES</w:t>
-      </w:r>
-      <w:r>
-        <w:t xml:space="preserve">) in</w:t>
-      </w:r>
-      <w:r>
-        <w:t xml:space="preserve"> </w:t>
-      </w:r>
-      <w:r>
-        <w:rPr>
-          <w:rStyle w:val="VerbatimChar"/>
-        </w:rPr>
-        <w:t xml:space="preserve">taxonomy.py</w:t>
-      </w:r>
-      <w:r>
-        <w:t xml:space="preserve">. That single</w:t>
-      </w:r>
-      <w:r>
-        <w:t xml:space="preserve"> </w:t>
-      </w:r>
-      <w:r>
-        <w:t xml:space="preserve">change flows to both the</w:t>
-      </w:r>
-      <w:r>
-        <w:t xml:space="preserve"> </w:t>
-      </w:r>
-      <w:r>
-        <w:rPr>
-          <w:rStyle w:val="VerbatimChar"/>
-        </w:rPr>
-        <w:t xml:space="preserve">EVENT_ID</w:t>
-      </w:r>
-      <w:r>
-        <w:t xml:space="preserve"> </w:t>
-      </w:r>
-      <w:r>
-        <w:t xml:space="preserve">list parent and the SQL</w:t>
-      </w:r>
-      <w:r>
-        <w:t xml:space="preserve"> </w:t>
-      </w:r>
-      <w:r>
-        <w:rPr>
-          <w:rStyle w:val="VerbatimChar"/>
-        </w:rPr>
-        <w:t xml:space="preserve">EVENT_CATEGORY</w:t>
-      </w:r>
-      <w:r>
-        <w:t xml:space="preserve"> </w:t>
-      </w:r>
-      <w:r>
-        <w:t xml:space="preserve">column via the registered UDFs — no</w:t>
-      </w:r>
-      <w:r>
-        <w:t xml:space="preserve"> </w:t>
-      </w:r>
-      <w:r>
-        <w:rPr>
-          <w:rStyle w:val="VerbatimChar"/>
-        </w:rPr>
-        <w:t xml:space="preserve">CASE</w:t>
-      </w:r>
-      <w:r>
-        <w:t xml:space="preserve"> </w:t>
-      </w:r>
-      <w:r>
-        <w:t xml:space="preserve">to edit.</w:t>
-      </w:r>
-    </w:p>
-    <w:bookmarkEnd w:id="20"/>
-    <w:bookmarkStart w:id="21" w:name="Xc374c6d7d162056ea6c6c9d7197f2c41c42fb89"/>
+        <w:rPr>
+          <w:rStyle w:val="VerbatimChar"/>
+        </w:rPr>
+        <w:t xml:space="preserve">main</w:t>
+      </w:r>
+      <w:r>
+        <w:t xml:space="preserve"> </w:t>
+      </w:r>
+      <w:r>
+        <w:t xml:space="preserve">is always release-ready. Feature work happens on short-lived</w:t>
+      </w:r>
+      <w:r>
+        <w:t xml:space="preserve"> </w:t>
+      </w:r>
+      <w:r>
+        <w:t xml:space="preserve">branches, merged via squash PR once CI is green. Conventional-commit</w:t>
+      </w:r>
+      <w:r>
+        <w:t xml:space="preserve"> </w:t>
+      </w:r>
+      <w:r>
+        <w:t xml:space="preserve">prefixes (</w:t>
+      </w:r>
+      <w:r>
+        <w:rPr>
+          <w:rStyle w:val="VerbatimChar"/>
+        </w:rPr>
+        <w:t xml:space="preserve">feat:</w:t>
+      </w:r>
+      <w:r>
+        <w:t xml:space="preserve">,</w:t>
+      </w:r>
+      <w:r>
+        <w:t xml:space="preserve"> </w:t>
+      </w:r>
+      <w:r>
+        <w:rPr>
+          <w:rStyle w:val="VerbatimChar"/>
+        </w:rPr>
+        <w:t xml:space="preserve">fix:</w:t>
+      </w:r>
+      <w:r>
+        <w:t xml:space="preserve">,</w:t>
+      </w:r>
+      <w:r>
+        <w:t xml:space="preserve"> </w:t>
+      </w:r>
+      <w:r>
+        <w:rPr>
+          <w:rStyle w:val="VerbatimChar"/>
+        </w:rPr>
+        <w:t xml:space="preserve">docs:</w:t>
+      </w:r>
+      <w:r>
+        <w:t xml:space="preserve">,</w:t>
+      </w:r>
+      <w:r>
+        <w:t xml:space="preserve"> </w:t>
+      </w:r>
+      <w:r>
+        <w:rPr>
+          <w:rStyle w:val="VerbatimChar"/>
+        </w:rPr>
+        <w:t xml:space="preserve">test:</w:t>
+      </w:r>
+      <w:r>
+        <w:t xml:space="preserve">,</w:t>
+      </w:r>
+      <w:r>
+        <w:t xml:space="preserve"> </w:t>
+      </w:r>
+      <w:r>
+        <w:rPr>
+          <w:rStyle w:val="VerbatimChar"/>
+        </w:rPr>
+        <w:t xml:space="preserve">chore:</w:t>
+      </w:r>
+      <w:r>
+        <w:t xml:space="preserve">) are encouraged.</w:t>
+      </w:r>
+    </w:p>
+    <w:bookmarkEnd w:id="23"/>
+    <w:bookmarkStart w:id="24" w:name="Xf840d62348c1b2d800b77c1a0fbffe71b3cc95c"/>
     <w:p>
       <w:pPr>
         <w:pStyle w:val="Heading2"/>
       </w:pPr>
       <w:r>
-        <w:t xml:space="preserve">5.2 A new</w:t>
-      </w:r>
-      <w:r>
-        <w:t xml:space="preserve"> </w:t>
-      </w:r>
-      <w:r>
-        <w:rPr>
-          <w:rStyle w:val="VerbatimChar"/>
-        </w:rPr>
-        <w:t xml:space="preserve">additionalAttributes</w:t>
-      </w:r>
-      <w:r>
-        <w:t xml:space="preserve"> </w:t>
-      </w:r>
-      <w:r>
-        <w:t xml:space="preserve">key</w:t>
-      </w:r>
-    </w:p>
-    <w:p>
-      <w:pPr>
-        <w:pStyle w:val="FirstParagraph"/>
-      </w:pPr>
-      <w:r>
-        <w:t xml:space="preserve">The DuckDB loader adds any new dotted column automatically, so the</w:t>
-      </w:r>
-      <w:r>
-        <w:t xml:space="preserve"> </w:t>
-      </w:r>
-      <w:r>
-        <w:t xml:space="preserve">pipeline never breaks. To</w:t>
-      </w:r>
-      <w:r>
-        <w:t xml:space="preserve"> </w:t>
-      </w:r>
-      <w:r>
-        <w:rPr>
-          <w:i/>
-          <w:iCs/>
-        </w:rPr>
-        <w:t xml:space="preserve">surface</w:t>
-      </w:r>
-      <w:r>
-        <w:t xml:space="preserve"> </w:t>
-      </w:r>
-      <w:r>
-        <w:t xml:space="preserve">the key:</w:t>
+        <w:t xml:space="preserve">6.2 PR checklist</w:t>
       </w:r>
     </w:p>
     <w:p>
@@ -2462,241 +2863,16 @@
         </w:numPr>
       </w:pPr>
       <w:r>
-        <w:t xml:space="preserve">Add it to</w:t>
-      </w:r>
-      <w:r>
-        <w:t xml:space="preserve"> </w:t>
-      </w:r>
-      <w:r>
-        <w:rPr>
-          <w:rStyle w:val="VerbatimChar"/>
-        </w:rPr>
-        <w:t xml:space="preserve">_KNOWN_OPTIONAL_EVENT_COLUMNS</w:t>
-      </w:r>
-      <w:r>
-        <w:t xml:space="preserve"> </w:t>
-      </w:r>
-      <w:r>
-        <w:t xml:space="preserve">in</w:t>
-      </w:r>
-      <w:r>
-        <w:t xml:space="preserve"> </w:t>
-      </w:r>
-      <w:r>
-        <w:rPr>
-          <w:rStyle w:val="VerbatimChar"/>
-        </w:rPr>
-        <w:t xml:space="preserve">transform/loader.py</w:t>
-      </w:r>
-      <w:r>
-        <w:t xml:space="preserve"> </w:t>
-      </w:r>
-      <w:r>
-        <w:t xml:space="preserve">so</w:t>
-      </w:r>
-      <w:r>
-        <w:t xml:space="preserve"> </w:t>
-      </w:r>
-      <w:r>
-        <w:t xml:space="preserve">the column exists on first write, before data lands.</w:t>
-      </w:r>
-    </w:p>
-    <w:p>
-      <w:pPr>
-        <w:pStyle w:val="Compact"/>
-        <w:numPr>
-          <w:ilvl w:val="0"/>
-          <w:numId w:val="1003"/>
-        </w:numPr>
-      </w:pPr>
-      <w:r>
-        <w:t xml:space="preserve">Add a SELECT alias in</w:t>
-      </w:r>
-      <w:r>
-        <w:t xml:space="preserve"> </w:t>
-      </w:r>
-      <w:r>
-        <w:rPr>
-          <w:rStyle w:val="VerbatimChar"/>
-        </w:rPr>
-        <w:t xml:space="preserve">transform/queries/audit_query.sql</w:t>
-      </w:r>
-      <w:r>
-        <w:t xml:space="preserve">.</w:t>
-      </w:r>
-    </w:p>
-    <w:p>
-      <w:pPr>
-        <w:pStyle w:val="Compact"/>
-        <w:numPr>
-          <w:ilvl w:val="0"/>
-          <w:numId w:val="1003"/>
-        </w:numPr>
-      </w:pPr>
-      <w:r>
-        <w:t xml:space="preserve">If it should populate a staging list, extend</w:t>
-      </w:r>
-      <w:r>
-        <w:t xml:space="preserve"> </w:t>
-      </w:r>
-      <w:r>
-        <w:rPr>
-          <w:rStyle w:val="VerbatimChar"/>
-        </w:rPr>
-        <w:t xml:space="preserve">transform/additional_attributes.py</w:t>
-      </w:r>
-      <w:r>
-        <w:t xml:space="preserve"> </w:t>
-      </w:r>
-      <w:r>
-        <w:t xml:space="preserve">(extractor columns +</w:t>
-      </w:r>
-      <w:r>
-        <w:t xml:space="preserve"> </w:t>
-      </w:r>
-      <w:r>
-        <w:rPr>
-          <w:rStyle w:val="VerbatimChar"/>
-        </w:rPr>
-        <w:t xml:space="preserve">_STAGING_VIEWS</w:t>
-      </w:r>
-      <w:r>
-        <w:t xml:space="preserve">).</w:t>
-      </w:r>
-    </w:p>
-    <w:p>
-      <w:pPr>
-        <w:pStyle w:val="Compact"/>
-        <w:numPr>
-          <w:ilvl w:val="0"/>
-          <w:numId w:val="1003"/>
-        </w:numPr>
-      </w:pPr>
-      <w:r>
-        <w:t xml:space="preserve">Add a test and document the new column in the Model Setup Guide.</w:t>
-      </w:r>
-    </w:p>
-    <w:p>
-      <w:r>
-        <w:pict>
-          <v:rect style="width:0;height:1.5pt" o:hralign="center" o:hrstd="t" o:hr="t"/>
-        </w:pict>
-      </w:r>
-    </w:p>
-    <w:bookmarkEnd w:id="21"/>
-    <w:bookmarkEnd w:id="22"/>
-    <w:bookmarkStart w:id="29" w:name="X8fe3fbfed9abe7a91bdb33aa59c42f1ff9161f3"/>
-    <w:p>
-      <w:pPr>
-        <w:pStyle w:val="Heading1"/>
-      </w:pPr>
-      <w:r>
-        <w:t xml:space="preserve">6. Contributing</w:t>
-      </w:r>
-    </w:p>
-    <w:bookmarkStart w:id="23" w:name="X982251cf814c51d6530cbc23bb7ebbcfa7abcf3"/>
-    <w:p>
-      <w:pPr>
-        <w:pStyle w:val="Heading2"/>
-      </w:pPr>
-      <w:r>
-        <w:t xml:space="preserve">6.1 Branching and commits</w:t>
-      </w:r>
-    </w:p>
-    <w:p>
-      <w:pPr>
-        <w:pStyle w:val="FirstParagraph"/>
-      </w:pPr>
-      <w:r>
-        <w:rPr>
-          <w:rStyle w:val="VerbatimChar"/>
-        </w:rPr>
-        <w:t xml:space="preserve">main</w:t>
-      </w:r>
-      <w:r>
-        <w:t xml:space="preserve"> </w:t>
-      </w:r>
-      <w:r>
-        <w:t xml:space="preserve">is always release-ready. Feature work happens on short-lived</w:t>
-      </w:r>
-      <w:r>
-        <w:t xml:space="preserve"> </w:t>
-      </w:r>
-      <w:r>
-        <w:t xml:space="preserve">branches, merged via squash PR once CI is green. Conventional-commit</w:t>
-      </w:r>
-      <w:r>
-        <w:t xml:space="preserve"> </w:t>
-      </w:r>
-      <w:r>
-        <w:t xml:space="preserve">prefixes (</w:t>
-      </w:r>
-      <w:r>
-        <w:rPr>
-          <w:rStyle w:val="VerbatimChar"/>
-        </w:rPr>
-        <w:t xml:space="preserve">feat:</w:t>
-      </w:r>
-      <w:r>
-        <w:t xml:space="preserve">,</w:t>
-      </w:r>
-      <w:r>
-        <w:t xml:space="preserve"> </w:t>
-      </w:r>
-      <w:r>
-        <w:rPr>
-          <w:rStyle w:val="VerbatimChar"/>
-        </w:rPr>
-        <w:t xml:space="preserve">fix:</w:t>
-      </w:r>
-      <w:r>
-        <w:t xml:space="preserve">,</w:t>
-      </w:r>
-      <w:r>
-        <w:t xml:space="preserve"> </w:t>
-      </w:r>
-      <w:r>
-        <w:rPr>
-          <w:rStyle w:val="VerbatimChar"/>
-        </w:rPr>
-        <w:t xml:space="preserve">docs:</w:t>
-      </w:r>
-      <w:r>
-        <w:t xml:space="preserve">,</w:t>
-      </w:r>
-      <w:r>
-        <w:t xml:space="preserve"> </w:t>
-      </w:r>
-      <w:r>
-        <w:rPr>
-          <w:rStyle w:val="VerbatimChar"/>
-        </w:rPr>
-        <w:t xml:space="preserve">test:</w:t>
-      </w:r>
-      <w:r>
-        <w:t xml:space="preserve">,</w:t>
-      </w:r>
-      <w:r>
-        <w:t xml:space="preserve"> </w:t>
-      </w:r>
-      <w:r>
-        <w:rPr>
-          <w:rStyle w:val="VerbatimChar"/>
-        </w:rPr>
-        <w:t xml:space="preserve">chore:</w:t>
-      </w:r>
-      <w:r>
-        <w:t xml:space="preserve">) are encouraged.</w:t>
-      </w:r>
-    </w:p>
-    <w:bookmarkEnd w:id="23"/>
-    <w:bookmarkStart w:id="24" w:name="Xf840d62348c1b2d800b77c1a0fbffe71b3cc95c"/>
-    <w:p>
-      <w:pPr>
-        <w:pStyle w:val="Heading2"/>
-      </w:pPr>
-      <w:r>
-        <w:t xml:space="preserve">6.2 PR checklist</w:t>
+        <w:rPr>
+          <w:rStyle w:val="VerbatimChar"/>
+        </w:rPr>
+        <w:t xml:space="preserve">uv run pytest</w:t>
+      </w:r>
+      <w:r>
+        <w:t xml:space="preserve"> </w:t>
+      </w:r>
+      <w:r>
+        <w:t xml:space="preserve">green (all ~464).</w:t>
       </w:r>
     </w:p>
     <w:p>
@@ -2711,13 +2887,13 @@
         <w:rPr>
           <w:rStyle w:val="VerbatimChar"/>
         </w:rPr>
-        <w:t xml:space="preserve">uv run pytest</w:t>
-      </w:r>
-      <w:r>
-        <w:t xml:space="preserve"> </w:t>
-      </w:r>
-      <w:r>
-        <w:t xml:space="preserve">green (all ~464).</w:t>
+        <w:t xml:space="preserve">uv run mypy src/</w:t>
+      </w:r>
+      <w:r>
+        <w:t xml:space="preserve"> </w:t>
+      </w:r>
+      <w:r>
+        <w:t xml:space="preserve">clean.</w:t>
       </w:r>
     </w:p>
     <w:p>
@@ -2732,13 +2908,28 @@
         <w:rPr>
           <w:rStyle w:val="VerbatimChar"/>
         </w:rPr>
-        <w:t xml:space="preserve">uv run mypy src/</w:t>
-      </w:r>
-      <w:r>
-        <w:t xml:space="preserve"> </w:t>
-      </w:r>
-      <w:r>
-        <w:t xml:space="preserve">clean.</w:t>
+        <w:t xml:space="preserve">uv run ruff check src/ tests/</w:t>
+      </w:r>
+      <w:r>
+        <w:t xml:space="preserve"> </w:t>
+      </w:r>
+      <w:r>
+        <w:t xml:space="preserve">clean and</w:t>
+      </w:r>
+      <w:r>
+        <w:t xml:space="preserve"> </w:t>
+      </w:r>
+      <w:r>
+        <w:rPr>
+          <w:rStyle w:val="VerbatimChar"/>
+        </w:rPr>
+        <w:t xml:space="preserve">ruff format</w:t>
+      </w:r>
+      <w:r>
+        <w:t xml:space="preserve"> </w:t>
+      </w:r>
+      <w:r>
+        <w:t xml:space="preserve">produces no changes.</w:t>
       </w:r>
     </w:p>
     <w:p>
@@ -2750,31 +2941,22 @@
         </w:numPr>
       </w:pPr>
       <w:r>
-        <w:rPr>
-          <w:rStyle w:val="VerbatimChar"/>
-        </w:rPr>
-        <w:t xml:space="preserve">uv run ruff check src/ tests/</w:t>
-      </w:r>
-      <w:r>
-        <w:t xml:space="preserve"> </w:t>
-      </w:r>
-      <w:r>
-        <w:t xml:space="preserve">clean and</w:t>
-      </w:r>
-      <w:r>
-        <w:t xml:space="preserve"> </w:t>
-      </w:r>
-      <w:r>
-        <w:rPr>
-          <w:rStyle w:val="VerbatimChar"/>
-        </w:rPr>
-        <w:t xml:space="preserve">ruff format</w:t>
-      </w:r>
-      <w:r>
-        <w:t xml:space="preserve"> </w:t>
-      </w:r>
-      <w:r>
-        <w:t xml:space="preserve">produces no changes.</w:t>
+        <w:t xml:space="preserve">New event code → updated</w:t>
+      </w:r>
+      <w:r>
+        <w:t xml:space="preserve"> </w:t>
+      </w:r>
+      <w:r>
+        <w:rPr>
+          <w:rStyle w:val="VerbatimChar"/>
+        </w:rPr>
+        <w:t xml:space="preserve">activity_events.csv</w:t>
+      </w:r>
+      <w:r>
+        <w:t xml:space="preserve"> </w:t>
+      </w:r>
+      <w:r>
+        <w:t xml:space="preserve">+ a test.</w:t>
       </w:r>
     </w:p>
     <w:p>
@@ -2786,16 +2968,31 @@
         </w:numPr>
       </w:pPr>
       <w:r>
-        <w:t xml:space="preserve">New event code → updated</w:t>
-      </w:r>
-      <w:r>
-        <w:t xml:space="preserve"> </w:t>
-      </w:r>
-      <w:r>
-        <w:rPr>
-          <w:rStyle w:val="VerbatimChar"/>
-        </w:rPr>
-        <w:t xml:space="preserve">activity_events.csv</w:t>
+        <w:t xml:space="preserve">New</w:t>
+      </w:r>
+      <w:r>
+        <w:t xml:space="preserve"> </w:t>
+      </w:r>
+      <w:r>
+        <w:rPr>
+          <w:rStyle w:val="VerbatimChar"/>
+        </w:rPr>
+        <w:t xml:space="preserve">additionalAttributes</w:t>
+      </w:r>
+      <w:r>
+        <w:t xml:space="preserve"> </w:t>
+      </w:r>
+      <w:r>
+        <w:t xml:space="preserve">column → updated loader +</w:t>
+      </w:r>
+      <w:r>
+        <w:t xml:space="preserve"> </w:t>
+      </w:r>
+      <w:r>
+        <w:rPr>
+          <w:rStyle w:val="VerbatimChar"/>
+        </w:rPr>
+        <w:t xml:space="preserve">audit_query.sql</w:t>
       </w:r>
       <w:r>
         <w:t xml:space="preserve"> </w:t>
@@ -2813,37 +3010,22 @@
         </w:numPr>
       </w:pPr>
       <w:r>
-        <w:t xml:space="preserve">New</w:t>
-      </w:r>
-      <w:r>
-        <w:t xml:space="preserve"> </w:t>
-      </w:r>
-      <w:r>
-        <w:rPr>
-          <w:rStyle w:val="VerbatimChar"/>
-        </w:rPr>
-        <w:t xml:space="preserve">additionalAttributes</w:t>
-      </w:r>
-      <w:r>
-        <w:t xml:space="preserve"> </w:t>
-      </w:r>
-      <w:r>
-        <w:t xml:space="preserve">column → updated loader +</w:t>
-      </w:r>
-      <w:r>
-        <w:t xml:space="preserve"> </w:t>
-      </w:r>
-      <w:r>
-        <w:rPr>
-          <w:rStyle w:val="VerbatimChar"/>
-        </w:rPr>
-        <w:t xml:space="preserve">audit_query.sql</w:t>
-      </w:r>
-      <w:r>
-        <w:t xml:space="preserve"> </w:t>
-      </w:r>
-      <w:r>
-        <w:t xml:space="preserve">+ a test.</w:t>
+        <w:t xml:space="preserve">Docs touched? Regenerate the</w:t>
+      </w:r>
+      <w:r>
+        <w:t xml:space="preserve"> </w:t>
+      </w:r>
+      <w:r>
+        <w:rPr>
+          <w:rStyle w:val="VerbatimChar"/>
+        </w:rPr>
+        <w:t xml:space="preserve">.docx</w:t>
+      </w:r>
+      <w:r>
+        <w:t xml:space="preserve"> </w:t>
+      </w:r>
+      <w:r>
+        <w:t xml:space="preserve">(Section 6.3).</w:t>
       </w:r>
     </w:p>
     <w:p>
@@ -2855,7 +3037,83 @@
         </w:numPr>
       </w:pPr>
       <w:r>
-        <w:t xml:space="preserve">Docs touched? Regenerate the</w:t>
+        <w:t xml:space="preserve">Version bumped? Update</w:t>
+      </w:r>
+      <w:r>
+        <w:t xml:space="preserve"> </w:t>
+      </w:r>
+      <w:r>
+        <w:rPr>
+          <w:b/>
+          <w:bCs/>
+        </w:rPr>
+        <w:t xml:space="preserve">both</w:t>
+      </w:r>
+      <w:r>
+        <w:t xml:space="preserve"> </w:t>
+      </w:r>
+      <w:r>
+        <w:rPr>
+          <w:rStyle w:val="VerbatimChar"/>
+        </w:rPr>
+        <w:t xml:space="preserve">pyproject.toml</w:t>
+      </w:r>
+      <w:r>
+        <w:t xml:space="preserve"> </w:t>
+      </w:r>
+      <w:r>
+        <w:t xml:space="preserve">and</w:t>
+      </w:r>
+      <w:r>
+        <w:t xml:space="preserve"> </w:t>
+      </w:r>
+      <w:r>
+        <w:rPr>
+          <w:rStyle w:val="VerbatimChar"/>
+        </w:rPr>
+        <w:t xml:space="preserve">src/anaplan_audit/__init__.py</w:t>
+      </w:r>
+      <w:r>
+        <w:t xml:space="preserve">.</w:t>
+      </w:r>
+    </w:p>
+    <w:bookmarkEnd w:id="24"/>
+    <w:bookmarkStart w:id="25" w:name="X01971e3c4ee97c9c4816801aa587efa029ed559"/>
+    <w:p>
+      <w:pPr>
+        <w:pStyle w:val="Heading2"/>
+      </w:pPr>
+      <w:r>
+        <w:t xml:space="preserve">6.3 Regenerating the customer docs</w:t>
+      </w:r>
+    </w:p>
+    <w:p>
+      <w:pPr>
+        <w:pStyle w:val="FirstParagraph"/>
+      </w:pPr>
+      <w:r>
+        <w:t xml:space="preserve">The four customer-facing docs live as Markdown in</w:t>
+      </w:r>
+      <w:r>
+        <w:t xml:space="preserve"> </w:t>
+      </w:r>
+      <w:r>
+        <w:rPr>
+          <w:rStyle w:val="VerbatimChar"/>
+        </w:rPr>
+        <w:t xml:space="preserve">docs/</w:t>
+      </w:r>
+      <w:r>
+        <w:t xml:space="preserve"> </w:t>
+      </w:r>
+      <w:r>
+        <w:t xml:space="preserve">and are</w:t>
+      </w:r>
+      <w:r>
+        <w:t xml:space="preserve"> </w:t>
+      </w:r>
+      <w:r>
+        <w:t xml:space="preserve">published as</w:t>
       </w:r>
       <w:r>
         <w:t xml:space="preserve"> </w:t>
@@ -2870,7 +3128,52 @@
         <w:t xml:space="preserve"> </w:t>
       </w:r>
       <w:r>
-        <w:t xml:space="preserve">(Section 6.3).</w:t>
+        <w:t xml:space="preserve">(both are versioned in the repo). After editing any</w:t>
+      </w:r>
+      <w:r>
+        <w:t xml:space="preserve"> </w:t>
+      </w:r>
+      <w:r>
+        <w:rPr>
+          <w:rStyle w:val="VerbatimChar"/>
+        </w:rPr>
+        <w:t xml:space="preserve">docs/*.md</w:t>
+      </w:r>
+      <w:r>
+        <w:t xml:space="preserve">:</w:t>
+      </w:r>
+    </w:p>
+    <w:p>
+      <w:pPr>
+        <w:pStyle w:val="SourceCode"/>
+      </w:pPr>
+      <w:r>
+        <w:rPr>
+          <w:rStyle w:val="FunctionTok"/>
+        </w:rPr>
+        <w:t xml:space="preserve">make</w:t>
+      </w:r>
+      <w:r>
+        <w:rPr>
+          <w:rStyle w:val="NormalTok"/>
+        </w:rPr>
+        <w:t xml:space="preserve"> docs    </w:t>
+      </w:r>
+      <w:r>
+        <w:rPr>
+          <w:rStyle w:val="CommentTok"/>
+        </w:rPr>
+        <w:t xml:space="preserve"># pandoc regenerates docs/*.docx from the .md sources</w:t>
+      </w:r>
+    </w:p>
+    <w:bookmarkEnd w:id="25"/>
+    <w:bookmarkStart w:id="26" w:name="X3667835857e57dce3ee7ed627889008aec7144c"/>
+    <w:p>
+      <w:pPr>
+        <w:pStyle w:val="Heading2"/>
+      </w:pPr>
+      <w:r>
+        <w:t xml:space="preserve">6.4 Release process</w:t>
       </w:r>
     </w:p>
     <w:p>
@@ -2882,17 +3185,7 @@
         </w:numPr>
       </w:pPr>
       <w:r>
-        <w:t xml:space="preserve">Version bumped? Update</w:t>
-      </w:r>
-      <w:r>
-        <w:t xml:space="preserve"> </w:t>
-      </w:r>
-      <w:r>
-        <w:rPr>
-          <w:b/>
-          <w:bCs/>
-        </w:rPr>
-        <w:t xml:space="preserve">both</w:t>
+        <w:t xml:space="preserve">Bump the version in</w:t>
       </w:r>
       <w:r>
         <w:t xml:space="preserve"> </w:t>
@@ -2922,103 +3215,87 @@
         <w:t xml:space="preserve">.</w:t>
       </w:r>
     </w:p>
-    <w:bookmarkEnd w:id="24"/>
-    <w:bookmarkStart w:id="25" w:name="X01971e3c4ee97c9c4816801aa587efa029ed559"/>
+    <w:p>
+      <w:pPr>
+        <w:pStyle w:val="Compact"/>
+        <w:numPr>
+          <w:ilvl w:val="0"/>
+          <w:numId w:val="1010"/>
+        </w:numPr>
+      </w:pPr>
+      <w:r>
+        <w:t xml:space="preserve">Tag</w:t>
+      </w:r>
+      <w:r>
+        <w:t xml:space="preserve"> </w:t>
+      </w:r>
+      <w:r>
+        <w:rPr>
+          <w:rStyle w:val="VerbatimChar"/>
+        </w:rPr>
+        <w:t xml:space="preserve">vX.Y.Z</w:t>
+      </w:r>
+      <w:r>
+        <w:t xml:space="preserve"> </w:t>
+      </w:r>
+      <w:r>
+        <w:t xml:space="preserve">and push.</w:t>
+      </w:r>
+    </w:p>
+    <w:p>
+      <w:pPr>
+        <w:pStyle w:val="Compact"/>
+        <w:numPr>
+          <w:ilvl w:val="0"/>
+          <w:numId w:val="1010"/>
+        </w:numPr>
+      </w:pPr>
+      <w:r>
+        <w:rPr>
+          <w:rStyle w:val="VerbatimChar"/>
+        </w:rPr>
+        <w:t xml:space="preserve">make build</w:t>
+      </w:r>
+      <w:r>
+        <w:t xml:space="preserve">, then build the PyInstaller executables per platform.</w:t>
+      </w:r>
+    </w:p>
+    <w:p>
+      <w:pPr>
+        <w:pStyle w:val="Compact"/>
+        <w:numPr>
+          <w:ilvl w:val="0"/>
+          <w:numId w:val="1010"/>
+        </w:numPr>
+      </w:pPr>
+      <w:r>
+        <w:rPr>
+          <w:rStyle w:val="VerbatimChar"/>
+        </w:rPr>
+        <w:t xml:space="preserve">gh release create vX.Y.Z … dist/*</w:t>
+      </w:r>
+      <w:r>
+        <w:t xml:space="preserve"> </w:t>
+      </w:r>
+      <w:r>
+        <w:t xml:space="preserve">with release notes.</w:t>
+      </w:r>
+    </w:p>
+    <w:p>
+      <w:r>
+        <w:pict>
+          <v:rect style="width:0;height:1.5pt" o:hralign="center" o:hrstd="t" o:hr="t"/>
+        </w:pict>
+      </w:r>
+    </w:p>
+    <w:bookmarkEnd w:id="26"/>
+    <w:bookmarkStart w:id="28" w:name="document-control"/>
     <w:p>
       <w:pPr>
         <w:pStyle w:val="Heading2"/>
       </w:pPr>
       <w:r>
-        <w:t xml:space="preserve">6.3 Regenerating the customer docs</w:t>
-      </w:r>
-    </w:p>
-    <w:p>
-      <w:pPr>
-        <w:pStyle w:val="FirstParagraph"/>
-      </w:pPr>
-      <w:r>
-        <w:t xml:space="preserve">The four customer-facing docs live as Markdown in</w:t>
-      </w:r>
-      <w:r>
-        <w:t xml:space="preserve"> </w:t>
-      </w:r>
-      <w:r>
-        <w:rPr>
-          <w:rStyle w:val="VerbatimChar"/>
-        </w:rPr>
-        <w:t xml:space="preserve">docs/</w:t>
-      </w:r>
-      <w:r>
-        <w:t xml:space="preserve"> </w:t>
-      </w:r>
-      <w:r>
-        <w:t xml:space="preserve">and are</w:t>
-      </w:r>
-      <w:r>
-        <w:t xml:space="preserve"> </w:t>
-      </w:r>
-      <w:r>
-        <w:t xml:space="preserve">published as</w:t>
-      </w:r>
-      <w:r>
-        <w:t xml:space="preserve"> </w:t>
-      </w:r>
-      <w:r>
-        <w:rPr>
-          <w:rStyle w:val="VerbatimChar"/>
-        </w:rPr>
-        <w:t xml:space="preserve">.docx</w:t>
-      </w:r>
-      <w:r>
-        <w:t xml:space="preserve"> </w:t>
-      </w:r>
-      <w:r>
-        <w:t xml:space="preserve">(both are versioned in the repo). After editing any</w:t>
-      </w:r>
-      <w:r>
-        <w:t xml:space="preserve"> </w:t>
-      </w:r>
-      <w:r>
-        <w:rPr>
-          <w:rStyle w:val="VerbatimChar"/>
-        </w:rPr>
-        <w:t xml:space="preserve">docs/*.md</w:t>
-      </w:r>
-      <w:r>
-        <w:t xml:space="preserve">:</w:t>
-      </w:r>
-    </w:p>
-    <w:p>
-      <w:pPr>
-        <w:pStyle w:val="SourceCode"/>
-      </w:pPr>
-      <w:r>
-        <w:rPr>
-          <w:rStyle w:val="FunctionTok"/>
-        </w:rPr>
-        <w:t xml:space="preserve">make</w:t>
-      </w:r>
-      <w:r>
-        <w:rPr>
-          <w:rStyle w:val="NormalTok"/>
-        </w:rPr>
-        <w:t xml:space="preserve"> docs    </w:t>
-      </w:r>
-      <w:r>
-        <w:rPr>
-          <w:rStyle w:val="CommentTok"/>
-        </w:rPr>
-        <w:t xml:space="preserve"># pandoc regenerates docs/*.docx from the .md sources</w:t>
-      </w:r>
-    </w:p>
-    <w:bookmarkEnd w:id="25"/>
-    <w:bookmarkStart w:id="26" w:name="X3667835857e57dce3ee7ed627889008aec7144c"/>
-    <w:p>
-      <w:pPr>
-        <w:pStyle w:val="Heading2"/>
-      </w:pPr>
-      <w:r>
-        <w:t xml:space="preserve">6.4 Release process</w:t>
+        <w:t xml:space="preserve">Document control</w:t>
       </w:r>
     </w:p>
     <w:p>
@@ -3030,34 +3307,17 @@
         </w:numPr>
       </w:pPr>
       <w:r>
-        <w:t xml:space="preserve">Bump the version in</w:t>
-      </w:r>
-      <w:r>
-        <w:t xml:space="preserve"> </w:t>
-      </w:r>
-      <w:r>
-        <w:rPr>
-          <w:rStyle w:val="VerbatimChar"/>
-        </w:rPr>
-        <w:t xml:space="preserve">pyproject.toml</w:t>
-      </w:r>
-      <w:r>
-        <w:t xml:space="preserve"> </w:t>
-      </w:r>
-      <w:r>
-        <w:t xml:space="preserve">and</w:t>
-      </w:r>
-      <w:r>
-        <w:t xml:space="preserve"> </w:t>
-      </w:r>
-      <w:r>
-        <w:rPr>
-          <w:rStyle w:val="VerbatimChar"/>
-        </w:rPr>
-        <w:t xml:space="preserve">src/anaplan_audit/__init__.py</w:t>
-      </w:r>
-      <w:r>
-        <w:t xml:space="preserve">.</w:t>
+        <w:rPr>
+          <w:b/>
+          <w:bCs/>
+        </w:rPr>
+        <w:t xml:space="preserve">Maintainer:</w:t>
+      </w:r>
+      <w:r>
+        <w:t xml:space="preserve"> </w:t>
+      </w:r>
+      <w:r>
+        <w:t xml:space="preserve">Jon Ferneau (OEG Data Integration)</w:t>
       </w:r>
     </w:p>
     <w:p>
@@ -3069,22 +3329,17 @@
         </w:numPr>
       </w:pPr>
       <w:r>
-        <w:t xml:space="preserve">Tag</w:t>
-      </w:r>
-      <w:r>
-        <w:t xml:space="preserve"> </w:t>
-      </w:r>
-      <w:r>
-        <w:rPr>
-          <w:rStyle w:val="VerbatimChar"/>
-        </w:rPr>
-        <w:t xml:space="preserve">vX.Y.Z</w:t>
-      </w:r>
-      <w:r>
-        <w:t xml:space="preserve"> </w:t>
-      </w:r>
-      <w:r>
-        <w:t xml:space="preserve">and push.</w:t>
+        <w:rPr>
+          <w:b/>
+          <w:bCs/>
+        </w:rPr>
+        <w:t xml:space="preserve">Original v1 author credit:</w:t>
+      </w:r>
+      <w:r>
+        <w:t xml:space="preserve"> </w:t>
+      </w:r>
+      <w:r>
+        <w:t xml:space="preserve">Quin Eddy, Chris Stauffer (Anaplan OEG, 2023)</w:t>
       </w:r>
     </w:p>
     <w:p>
@@ -3097,12 +3352,16 @@
       </w:pPr>
       <w:r>
         <w:rPr>
-          <w:rStyle w:val="VerbatimChar"/>
-        </w:rPr>
-        <w:t xml:space="preserve">make build</w:t>
-      </w:r>
-      <w:r>
-        <w:t xml:space="preserve">, then build the PyInstaller executables per platform.</w:t>
+          <w:b/>
+          <w:bCs/>
+        </w:rPr>
+        <w:t xml:space="preserve">v4 release:</w:t>
+      </w:r>
+      <w:r>
+        <w:t xml:space="preserve"> </w:t>
+      </w:r>
+      <w:r>
+        <w:t xml:space="preserve">September 2026</w:t>
       </w:r>
     </w:p>
     <w:p>
@@ -3111,110 +3370,6 @@
         <w:numPr>
           <w:ilvl w:val="0"/>
           <w:numId w:val="1011"/>
-        </w:numPr>
-      </w:pPr>
-      <w:r>
-        <w:rPr>
-          <w:rStyle w:val="VerbatimChar"/>
-        </w:rPr>
-        <w:t xml:space="preserve">gh release create vX.Y.Z … dist/*</w:t>
-      </w:r>
-      <w:r>
-        <w:t xml:space="preserve"> </w:t>
-      </w:r>
-      <w:r>
-        <w:t xml:space="preserve">with release notes.</w:t>
-      </w:r>
-    </w:p>
-    <w:p>
-      <w:r>
-        <w:pict>
-          <v:rect style="width:0;height:1.5pt" o:hralign="center" o:hrstd="t" o:hr="t"/>
-        </w:pict>
-      </w:r>
-    </w:p>
-    <w:bookmarkEnd w:id="26"/>
-    <w:bookmarkStart w:id="28" w:name="document-control"/>
-    <w:p>
-      <w:pPr>
-        <w:pStyle w:val="Heading2"/>
-      </w:pPr>
-      <w:r>
-        <w:t xml:space="preserve">Document control</w:t>
-      </w:r>
-    </w:p>
-    <w:p>
-      <w:pPr>
-        <w:pStyle w:val="Compact"/>
-        <w:numPr>
-          <w:ilvl w:val="0"/>
-          <w:numId w:val="1012"/>
-        </w:numPr>
-      </w:pPr>
-      <w:r>
-        <w:rPr>
-          <w:b/>
-          <w:bCs/>
-        </w:rPr>
-        <w:t xml:space="preserve">Maintainer:</w:t>
-      </w:r>
-      <w:r>
-        <w:t xml:space="preserve"> </w:t>
-      </w:r>
-      <w:r>
-        <w:t xml:space="preserve">Jon Ferneau (OEG Data Integration)</w:t>
-      </w:r>
-    </w:p>
-    <w:p>
-      <w:pPr>
-        <w:pStyle w:val="Compact"/>
-        <w:numPr>
-          <w:ilvl w:val="0"/>
-          <w:numId w:val="1012"/>
-        </w:numPr>
-      </w:pPr>
-      <w:r>
-        <w:rPr>
-          <w:b/>
-          <w:bCs/>
-        </w:rPr>
-        <w:t xml:space="preserve">Original v1 author credit:</w:t>
-      </w:r>
-      <w:r>
-        <w:t xml:space="preserve"> </w:t>
-      </w:r>
-      <w:r>
-        <w:t xml:space="preserve">Quin Eddy, Chris Stauffer (Anaplan OEG, 2023)</w:t>
-      </w:r>
-    </w:p>
-    <w:p>
-      <w:pPr>
-        <w:pStyle w:val="Compact"/>
-        <w:numPr>
-          <w:ilvl w:val="0"/>
-          <w:numId w:val="1012"/>
-        </w:numPr>
-      </w:pPr>
-      <w:r>
-        <w:rPr>
-          <w:b/>
-          <w:bCs/>
-        </w:rPr>
-        <w:t xml:space="preserve">v4 release:</w:t>
-      </w:r>
-      <w:r>
-        <w:t xml:space="preserve"> </w:t>
-      </w:r>
-      <w:r>
-        <w:t xml:space="preserve">September 2026</w:t>
-      </w:r>
-    </w:p>
-    <w:p>
-      <w:pPr>
-        <w:pStyle w:val="Compact"/>
-        <w:numPr>
-          <w:ilvl w:val="0"/>
-          <w:numId w:val="1012"/>
         </w:numPr>
       </w:pPr>
       <w:r>
@@ -3649,6 +3804,27 @@
     </w:lvlOverride>
   </w:num>
   <w:num w:numId="1003">
+    <w:abstractNumId w:val="992"/>
+  </w:num>
+  <w:num w:numId="1004">
+    <w:abstractNumId w:val="992"/>
+  </w:num>
+  <w:num w:numId="1005">
+    <w:abstractNumId w:val="992"/>
+  </w:num>
+  <w:num w:numId="1006">
+    <w:abstractNumId w:val="992"/>
+  </w:num>
+  <w:num w:numId="1007">
+    <w:abstractNumId w:val="992"/>
+  </w:num>
+  <w:num w:numId="1008">
+    <w:abstractNumId w:val="992"/>
+  </w:num>
+  <w:num w:numId="1009">
+    <w:abstractNumId w:val="992"/>
+  </w:num>
+  <w:num w:numId="1010">
     <w:abstractNumId w:val="99411"/>
     <w:lvlOverride w:ilvl="0">
       <w:startOverride w:val="1"/>
@@ -3678,58 +3854,7 @@
       <w:startOverride w:val="1"/>
     </w:lvlOverride>
   </w:num>
-  <w:num w:numId="1004">
-    <w:abstractNumId w:val="992"/>
-  </w:num>
-  <w:num w:numId="1005">
-    <w:abstractNumId w:val="992"/>
-  </w:num>
-  <w:num w:numId="1006">
-    <w:abstractNumId w:val="992"/>
-  </w:num>
-  <w:num w:numId="1007">
-    <w:abstractNumId w:val="992"/>
-  </w:num>
-  <w:num w:numId="1008">
-    <w:abstractNumId w:val="992"/>
-  </w:num>
-  <w:num w:numId="1009">
-    <w:abstractNumId w:val="992"/>
-  </w:num>
-  <w:num w:numId="1010">
-    <w:abstractNumId w:val="992"/>
-  </w:num>
   <w:num w:numId="1011">
-    <w:abstractNumId w:val="99411"/>
-    <w:lvlOverride w:ilvl="0">
-      <w:startOverride w:val="1"/>
-    </w:lvlOverride>
-    <w:lvlOverride w:ilvl="1">
-      <w:startOverride w:val="1"/>
-    </w:lvlOverride>
-    <w:lvlOverride w:ilvl="2">
-      <w:startOverride w:val="1"/>
-    </w:lvlOverride>
-    <w:lvlOverride w:ilvl="3">
-      <w:startOverride w:val="1"/>
-    </w:lvlOverride>
-    <w:lvlOverride w:ilvl="4">
-      <w:startOverride w:val="1"/>
-    </w:lvlOverride>
-    <w:lvlOverride w:ilvl="5">
-      <w:startOverride w:val="1"/>
-    </w:lvlOverride>
-    <w:lvlOverride w:ilvl="6">
-      <w:startOverride w:val="1"/>
-    </w:lvlOverride>
-    <w:lvlOverride w:ilvl="7">
-      <w:startOverride w:val="1"/>
-    </w:lvlOverride>
-    <w:lvlOverride w:ilvl="8">
-      <w:startOverride w:val="1"/>
-    </w:lvlOverride>
-  </w:num>
-  <w:num w:numId="1012">
     <w:abstractNumId w:val="991"/>
   </w:num>
 </w:numbering>
